--- a/templates/QUICK REPORT/DEFECT IR US/tx-hv-sides.docx
+++ b/templates/QUICK REPORT/DEFECT IR US/tx-hv-sides.docx
@@ -5034,15 +5034,22 @@
             </w:pPr>
             <w:r>
               <w:rPr>
-                <w:rFonts w:cstheme="minorHAnsi"/>
-                <w:b/>
-                <w:i/>
+                <w:rFonts w:ascii="Calibri" w:hAnsi="Calibri"/>
+                <w:b/>
               </w:rPr>
               <w:t xml:space="preserve">Analysis: </w:t>
             </w:r>
             <w:r>
               <w:rPr>
-                <w:rFonts w:ascii="Calibri" w:eastAsia="Calibri" w:hAnsi="Calibri" w:cs="Calibri"/>
+                <w:rFonts w:ascii="Calibri" w:hAnsi="Calibri"/>
+                <w:b w:val="0"/>
+              </w:rPr>
+              <w:t xml:space="preserve"> </w:t>
+            </w:r>
+            <w:r>
+              <w:rPr>
+                <w:rFonts w:ascii="Calibri" w:hAnsi="Calibri"/>
+                <w:b w:val="0"/>
               </w:rPr>
               <w:t>{{ analysis }}</w:t>
             </w:r>
@@ -5073,28 +5080,19 @@
             </w:pPr>
             <w:r>
               <w:rPr>
-                <w:rFonts w:cstheme="minorHAnsi"/>
-                <w:b/>
-                <w:i/>
-                <w:noProof/>
-                <w:lang w:val="en-US"/>
-              </w:rPr>
-              <w:lastRenderedPageBreak/>
+                <w:b/>
+              </w:rPr>
               <w:t xml:space="preserve">Recommendation: </w:t>
             </w:r>
             <w:r>
               <w:rPr>
-                <w:rFonts w:cstheme="minorHAnsi"/>
-                <w:noProof/>
-                <w:lang w:val="en-US"/>
+                <w:b w:val="0"/>
               </w:rPr>
               <w:t xml:space="preserve"> </w:t>
             </w:r>
             <w:r>
               <w:rPr>
-                <w:rFonts w:cstheme="minorHAnsi"/>
-                <w:noProof/>
-                <w:lang w:val="en-US"/>
+                <w:b w:val="0"/>
               </w:rPr>
               <w:t>{{ recommendation }}</w:t>
             </w:r>

--- a/templates/QUICK REPORT/DEFECT IR US/tx-hv-sides.docx
+++ b/templates/QUICK REPORT/DEFECT IR US/tx-hv-sides.docx
@@ -388,13 +388,15 @@
               <w:ind w:left="139"/>
               <w:rPr>
                 <w:rFonts w:cstheme="minorHAnsi"/>
-                <w:sz w:val="14"/>
-                <w:szCs w:val="14"/>
-              </w:rPr>
-            </w:pPr>
-            <w:r>
-              <w:rPr>
-                <w:rFonts w:cstheme="minorHAnsi"/>
+                <w:sz w:val="16"/>
+                <w:szCs w:val="16"/>
+              </w:rPr>
+            </w:pPr>
+            <w:r>
+              <w:rPr>
+                <w:rFonts w:cstheme="minorHAnsi"/>
+                <w:sz w:val="16"/>
+                <w:szCs w:val="16"/>
               </w:rPr>
               <w:t>{{ tx.model }}</w:t>
             </w:r>
